--- a/policies/build/sop_record_masters/MOM/SOP_MOM.5.a_to_f_safe_dispensing.docx
+++ b/policies/build/sop_record_masters/MOM/SOP_MOM.5.a_to_f_safe_dispensing.docx
@@ -208,12 +208,6 @@
     </w:p>
     <w:p>
       <w:r>
-        <w:rPr>
-          <w:i/>
-        </w:rPr>
-        <w:t xml:space="preserve">Why: </w:t>
-      </w:r>
-      <w:r>
         <w:t>so every dispensed medication -- out-patient, in-patient, high-risk or routine -- passes through the same safety checks before it leaves the pharmacy.</w:t>
       </w:r>
     </w:p>
@@ -231,12 +225,6 @@
       </w:r>
     </w:p>
     <w:p>
-      <w:r>
-        <w:rPr>
-          <w:i/>
-        </w:rPr>
-        <w:t xml:space="preserve">Why: </w:t>
-      </w:r>
       <w:r>
         <w:t>the pharmacist's final check is the last safety barrier before a prescription becomes a dose in a patient's hand -- it does not get a second chance downstream.</w:t>
       </w:r>
@@ -325,12 +313,6 @@
     </w:p>
     <w:p>
       <w:r>
-        <w:rPr>
-          <w:i/>
-        </w:rPr>
-        <w:t xml:space="preserve">Why: </w:t>
-      </w:r>
-      <w:r>
         <w:t>The pharmacist is the last person standing between a prescription and the patient -- a check skipped here is not caught anywhere downstream.</w:t>
       </w:r>
     </w:p>
@@ -354,12 +336,6 @@
     </w:p>
     <w:p>
       <w:r>
-        <w:rPr>
-          <w:i/>
-        </w:rPr>
-        <w:t xml:space="preserve">Why: </w:t>
-      </w:r>
-      <w:r>
         <w:t>A recalled batch that keeps moving through dispensing because nobody flagged it is a risk the hospital already knew about and failed to act on.</w:t>
       </w:r>
     </w:p>
@@ -377,12 +353,6 @@
       </w:r>
     </w:p>
     <w:p>
-      <w:r>
-        <w:rPr>
-          <w:i/>
-        </w:rPr>
-        <w:t xml:space="preserve">Why: </w:t>
-      </w:r>
       <w:r>
         <w:t>A medication dispensed days before it expires still works, but the margin for anything going wrong -- a delay in administration, a storage lapse along the way -- has shrunk to almost nothing.</w:t>
       </w:r>
@@ -407,12 +377,6 @@
     </w:p>
     <w:p>
       <w:r>
-        <w:rPr>
-          <w:i/>
-        </w:rPr>
-        <w:t xml:space="preserve">Why: </w:t>
-      </w:r>
-      <w:r>
         <w:t>An unlabelled dose handed to a ward is a dose the next person has to take on trust -- labelling is what lets anyone downstream verify it themselves rather than just believe it.</w:t>
       </w:r>
     </w:p>
@@ -435,12 +399,6 @@
       </w:r>
     </w:p>
     <w:p>
-      <w:r>
-        <w:rPr>
-          <w:i/>
-        </w:rPr>
-        <w:t xml:space="preserve">Why: </w:t>
-      </w:r>
       <w:r>
         <w:t>A single pharmacist checking their own work on a high-risk medication is one person's assumption going unchallenged -- a second, independent set of eyes is what actually catches the mistake the first person could not see in their own work.</w:t>
       </w:r>
@@ -465,12 +423,6 @@
     </w:p>
     <w:p>
       <w:r>
-        <w:rPr>
-          <w:i/>
-        </w:rPr>
-        <w:t xml:space="preserve">Why: </w:t>
-      </w:r>
-      <w:r>
         <w:t>A returned medication put back on the shelf without being checked carries an unknown history -- was it kept cold the whole time, or did it sit in a hot car for an hour? Nobody downstream can tell just by looking.</w:t>
       </w:r>
     </w:p>
@@ -493,12 +445,6 @@
       </w:r>
     </w:p>
     <w:p>
-      <w:r>
-        <w:rPr>
-          <w:i/>
-        </w:rPr>
-        <w:t xml:space="preserve">Why: </w:t>
-      </w:r>
       <w:r>
         <w:t>Dispensing an expired, recalled, or unverified high-risk medication because the queue is long is trading a known risk for throughput -- that trade is never the pharmacist's to make alone.</w:t>
       </w:r>

--- a/policies/build/sop_record_masters/MOM/SOP_MOM.5.a_to_f_safe_dispensing.docx
+++ b/policies/build/sop_record_masters/MOM/SOP_MOM.5.a_to_f_safe_dispensing.docx
@@ -318,7 +318,37 @@
     </w:p>
     <w:p>
       <w:r>
-        <w:t>The pharmacist receives the prescription, verifies it meets the order-writing requirements (authorised, legible, complete), checks the patient's allergy record, selects the correct medication, checks expiry and physical integrity, counts or measures the quantity, and labels the dispensed item.</w:t>
+        <w:t>The pharmacist works through the same six steps every time:</w:t>
+      </w:r>
+    </w:p>
+    <w:p>
+      <w:r>
+        <w:t>1. Receives the prescription and verifies it meets the order-writing requirements (authorised, legible, complete).</w:t>
+      </w:r>
+    </w:p>
+    <w:p>
+      <w:r>
+        <w:t>2. Checks the patient's allergy record.</w:t>
+      </w:r>
+    </w:p>
+    <w:p>
+      <w:r>
+        <w:t>3. Selects the correct medication.</w:t>
+      </w:r>
+    </w:p>
+    <w:p>
+      <w:r>
+        <w:t>4. Checks expiry and physical integrity.</w:t>
+      </w:r>
+    </w:p>
+    <w:p>
+      <w:r>
+        <w:t>5. Counts or measures the quantity.</w:t>
+      </w:r>
+    </w:p>
+    <w:p>
+      <w:r>
+        <w:t>6. Labels the dispensed item.</w:t>
       </w:r>
     </w:p>
     <w:p>
@@ -341,7 +371,37 @@
     </w:p>
     <w:p>
       <w:r>
-        <w:t>On receiving a recall notice -- from the manufacturer, distributor, or regulatory authority -- the Pharmacy In-Charge identifies every affected batch in the pharmacy and satellite storage, removes it within «24 hours» and quarantines it with a recall label, notifies the committee and the Medical Superintendent, checks dispensing records to find any patient who may have received an affected batch and notifies their treating doctor, logs the recall in the recall register, and returns or destroys the stock per the manufacturer's or regulator's instructions.</w:t>
+        <w:t>On receiving a recall notice -- from the manufacturer, distributor, or regulatory authority -- the Pharmacy In-Charge works through six steps:</w:t>
+      </w:r>
+    </w:p>
+    <w:p>
+      <w:r>
+        <w:t>1. Identifies every affected batch in the pharmacy and satellite storage.</w:t>
+      </w:r>
+    </w:p>
+    <w:p>
+      <w:r>
+        <w:t>2. Removes it within «24 hours» and quarantines it with a recall label.</w:t>
+      </w:r>
+    </w:p>
+    <w:p>
+      <w:r>
+        <w:t>3. Notifies the committee and the Medical Superintendent.</w:t>
+      </w:r>
+    </w:p>
+    <w:p>
+      <w:r>
+        <w:t>4. Checks dispensing records to find any patient who may have received an affected batch and notifies their treating doctor.</w:t>
+      </w:r>
+    </w:p>
+    <w:p>
+      <w:r>
+        <w:t>5. Logs the recall in the recall register.</w:t>
+      </w:r>
+    </w:p>
+    <w:p>
+      <w:r>
+        <w:t>6. Returns or destroys the stock per the manufacturer's or regulator's instructions.</w:t>
       </w:r>
     </w:p>
     <w:p>
@@ -382,7 +442,47 @@
     </w:p>
     <w:p>
       <w:r>
-        <w:t>Every dispensed medication carries a label with the patient's name, drug name (generic and brand where applicable), strength, dose, route of administration, frequency or time of administration, and expiry date. For in-patient unit-dose dispensing, each unit is labelled.</w:t>
+        <w:t>Every dispensed medication carries a label with:</w:t>
+      </w:r>
+    </w:p>
+    <w:p>
+      <w:r>
+        <w:t>1. The patient's name.</w:t>
+      </w:r>
+    </w:p>
+    <w:p>
+      <w:r>
+        <w:t>2. Drug name (generic and brand where applicable).</w:t>
+      </w:r>
+    </w:p>
+    <w:p>
+      <w:r>
+        <w:t>3. Strength.</w:t>
+      </w:r>
+    </w:p>
+    <w:p>
+      <w:r>
+        <w:t>4. Dose.</w:t>
+      </w:r>
+    </w:p>
+    <w:p>
+      <w:r>
+        <w:t>5. Route of administration.</w:t>
+      </w:r>
+    </w:p>
+    <w:p>
+      <w:r>
+        <w:t>6. Frequency or time of administration.</w:t>
+      </w:r>
+    </w:p>
+    <w:p>
+      <w:r>
+        <w:t>7. Expiry date.</w:t>
+      </w:r>
+    </w:p>
+    <w:p>
+      <w:r>
+        <w:t>For in-patient unit-dose dispensing, each unit is labelled.</w:t>
       </w:r>
     </w:p>
     <w:p>
@@ -405,7 +505,32 @@
     </w:p>
     <w:p>
       <w:r>
-        <w:t>Every medication on the high-risk list requires a second verification before dispensing. The dispensing pharmacist prepares the medication; a second pharmacist -- or, where only one pharmacist is on duty, a «senior nurse trained in medication verification» -- independently checks drug name, strength, dose, patient identity and expiry.</w:t>
+        <w:t>Every medication on the high-risk list requires a second verification before dispensing. The dispensing pharmacist prepares the medication; a second pharmacist -- or, where only one pharmacist is on duty, a «senior nurse trained in medication verification» -- independently checks five things:</w:t>
+      </w:r>
+    </w:p>
+    <w:p>
+      <w:r>
+        <w:t>1. Drug name.</w:t>
+      </w:r>
+    </w:p>
+    <w:p>
+      <w:r>
+        <w:t>2. Strength.</w:t>
+      </w:r>
+    </w:p>
+    <w:p>
+      <w:r>
+        <w:t>3. Dose.</w:t>
+      </w:r>
+    </w:p>
+    <w:p>
+      <w:r>
+        <w:t>4. Patient identity.</w:t>
+      </w:r>
+    </w:p>
+    <w:p>
+      <w:r>
+        <w:t>5. Expiry.</w:t>
       </w:r>
     </w:p>
     <w:p>
